--- a/template/pROPOSAL/BA proposal TEMPLATE.docx
+++ b/template/pROPOSAL/BA proposal TEMPLATE.docx
@@ -1,6 +1,6 @@
 
 <file path=word/document.xml><?xml version="1.0" encoding="utf-8"?>
-<w:document xmlns:wpc="http://schemas.microsoft.com/office/word/2010/wordprocessingCanvas" xmlns:cx="http://schemas.microsoft.com/office/drawing/2014/chartex" xmlns:cx1="http://schemas.microsoft.com/office/drawing/2015/9/8/chartex" xmlns:cx2="http://schemas.microsoft.com/office/drawing/2015/10/21/chartex" xmlns:cx3="http://schemas.microsoft.com/office/drawing/2016/5/9/chartex" xmlns:cx4="http://schemas.microsoft.com/office/drawing/2016/5/10/chartex" xmlns:cx5="http://schemas.microsoft.com/office/drawing/2016/5/11/chartex" xmlns:cx6="http://schemas.microsoft.com/office/drawing/2016/5/12/chartex" xmlns:cx7="http://schemas.microsoft.com/office/drawing/2016/5/13/chartex" xmlns:cx8="http://schemas.microsoft.com/office/drawing/2016/5/14/chartex" xmlns:mc="http://schemas.openxmlformats.org/markup-compatibility/2006" xmlns:aink="http://schemas.microsoft.com/office/drawing/2016/ink" xmlns:am3d="http://schemas.microsoft.com/office/drawing/2017/model3d" xmlns:o="urn:schemas-microsoft-com:office:office" xmlns:oel="http://schemas.microsoft.com/office/2019/extlst" xmlns:r="http://schemas.openxmlformats.org/officeDocument/2006/relationships" xmlns:m="http://schemas.openxmlformats.org/officeDocument/2006/math" xmlns:v="urn:schemas-microsoft-com:vml" xmlns:wp14="http://schemas.microsoft.com/office/word/2010/wordprocessingDrawing" xmlns:wp="http://schemas.openxmlformats.org/drawingml/2006/wordprocessingDrawing" xmlns:w10="urn:schemas-microsoft-com:office:word" xmlns:w="http://schemas.openxmlformats.org/wordprocessingml/2006/main" xmlns:w14="http://schemas.microsoft.com/office/word/2010/wordml" xmlns:w15="http://schemas.microsoft.com/office/word/2012/wordml" xmlns:w16cex="http://schemas.microsoft.com/office/word/2018/wordml/cex" xmlns:w16cid="http://schemas.microsoft.com/office/word/2016/wordml/cid" xmlns:w16="http://schemas.microsoft.com/office/word/2018/wordml" xmlns:w16du="http://schemas.microsoft.com/office/word/2023/wordml/word16du" xmlns:w16sdtdh="http://schemas.microsoft.com/office/word/2020/wordml/sdtdatahash" xmlns:w16sdtfl="http://schemas.microsoft.com/office/word/2024/wordml/sdtformatlock" xmlns:w16se="http://schemas.microsoft.com/office/word/2015/wordml/symex" xmlns:wpg="http://schemas.microsoft.com/office/word/2010/wordprocessingGroup" xmlns:wpi="http://schemas.microsoft.com/office/word/2010/wordprocessingInk" xmlns:wne="http://schemas.microsoft.com/office/word/2006/wordml" xmlns:wps="http://schemas.microsoft.com/office/word/2010/wordprocessingShape" mc:Ignorable="w14 w15 w16se w16cid w16 w16cex w16sdtdh w16sdtfl w16du wp14">
+<w:document xmlns:wpc="http://schemas.microsoft.com/office/word/2010/wordprocessingCanvas" xmlns:cx="http://schemas.microsoft.com/office/drawing/2014/chartex" xmlns:mc="http://schemas.openxmlformats.org/markup-compatibility/2006" xmlns:o="urn:schemas-microsoft-com:office:office" xmlns:r="http://schemas.openxmlformats.org/officeDocument/2006/relationships" xmlns:m="http://schemas.openxmlformats.org/officeDocument/2006/math" xmlns:v="urn:schemas-microsoft-com:vml" xmlns:wp14="http://schemas.microsoft.com/office/word/2010/wordprocessingDrawing" xmlns:wp="http://schemas.openxmlformats.org/drawingml/2006/wordprocessingDrawing" xmlns:w10="urn:schemas-microsoft-com:office:word" xmlns:w="http://schemas.openxmlformats.org/wordprocessingml/2006/main" xmlns:w14="http://schemas.microsoft.com/office/word/2010/wordml" xmlns:w15="http://schemas.microsoft.com/office/word/2012/wordml" xmlns:w16se="http://schemas.microsoft.com/office/word/2015/wordml/symex" xmlns:wpg="http://schemas.microsoft.com/office/word/2010/wordprocessingGroup" xmlns:wpi="http://schemas.microsoft.com/office/word/2010/wordprocessingInk" xmlns:wne="http://schemas.microsoft.com/office/word/2006/wordml" xmlns:wps="http://schemas.microsoft.com/office/word/2010/wordprocessingShape" mc:Ignorable="w14 w15 w16se wp14">
   <w:body>
     <w:p>
       <w:pPr>
@@ -368,6 +368,15 @@
               </w:rPr>
               <w:t/>
             </w:r>
+            <w:proofErr w:type="spellStart"/>
+            <w:r>
+              <w:rPr>
+                <w:rFonts w:ascii="Segoe UI" w:hAnsi="Segoe UI" w:cs="Segoe UI"/>
+                <w:color w:val="000000" w:themeColor="text1"/>
+              </w:rPr>
+              <w:t/>
+            </w:r>
+            <w:proofErr w:type="spellEnd"/>
             <w:r>
               <w:rPr>
                 <w:rFonts w:ascii="Segoe UI" w:hAnsi="Segoe UI" w:cs="Segoe UI"/>
@@ -576,6 +585,22 @@
                 <w:rFonts w:ascii="Segoe UI" w:hAnsi="Segoe UI" w:cs="Segoe UI"/>
                 <w:color w:val="000000" w:themeColor="text1"/>
               </w:rPr>
+              <w:t/>
+            </w:r>
+            <w:proofErr w:type="spellStart"/>
+            <w:r>
+              <w:rPr>
+                <w:rFonts w:ascii="Segoe UI" w:hAnsi="Segoe UI" w:cs="Segoe UI"/>
+                <w:color w:val="000000" w:themeColor="text1"/>
+              </w:rPr>
+              <w:t/>
+            </w:r>
+            <w:proofErr w:type="spellEnd"/>
+            <w:r>
+              <w:rPr>
+                <w:rFonts w:ascii="Segoe UI" w:hAnsi="Segoe UI" w:cs="Segoe UI"/>
+                <w:color w:val="000000" w:themeColor="text1"/>
+              </w:rPr>
               <w:t xml:space="preserve"/>
             </w:r>
             <w:proofErr w:type="spellStart"/>
@@ -775,6 +800,22 @@
                 <w:rFonts w:ascii="Segoe UI" w:hAnsi="Segoe UI" w:cs="Segoe UI"/>
                 <w:color w:val="000000" w:themeColor="text1"/>
               </w:rPr>
+              <w:t/>
+            </w:r>
+            <w:proofErr w:type="spellStart"/>
+            <w:r>
+              <w:rPr>
+                <w:rFonts w:ascii="Segoe UI" w:hAnsi="Segoe UI" w:cs="Segoe UI"/>
+                <w:color w:val="000000" w:themeColor="text1"/>
+              </w:rPr>
+              <w:t/>
+            </w:r>
+            <w:proofErr w:type="spellEnd"/>
+            <w:r>
+              <w:rPr>
+                <w:rFonts w:ascii="Segoe UI" w:hAnsi="Segoe UI" w:cs="Segoe UI"/>
+                <w:color w:val="000000" w:themeColor="text1"/>
+              </w:rPr>
               <w:t xml:space="preserve"/>
             </w:r>
             <w:proofErr w:type="spellStart"/>
@@ -931,47 +972,54 @@
             </w:r>
             <w:r>
               <w:rPr>
-                <w:rFonts w:ascii="Cambria" w:hAnsi="Cambria"/>
-                <w:b/>
-                <w:bCs/>
-                <w:color w:val="000000" w:themeColor="text1"/>
-                <w:sz w:val="23"/>
-                <w:szCs w:val="23"/>
+                <w:rFonts w:ascii="Segoe UI" w:hAnsi="Segoe UI" w:cs="Segoe UI"/>
+                <w:b/>
+                <w:bCs/>
+                <w:color w:val="000000" w:themeColor="text1"/>
               </w:rPr>
               <w:t>${nama_pembimbing_ii}</w:t>
             </w:r>
             <w:r>
               <w:rPr>
-                <w:rFonts w:ascii="Cambria" w:hAnsi="Cambria"/>
-                <w:b/>
-                <w:bCs/>
-                <w:color w:val="000000" w:themeColor="text1"/>
-                <w:sz w:val="23"/>
-                <w:szCs w:val="23"/>
+                <w:rFonts w:ascii="Segoe UI" w:hAnsi="Segoe UI" w:cs="Segoe UI"/>
+                <w:bCs/>
+                <w:color w:val="000000" w:themeColor="text1"/>
+              </w:rPr>
+              <w:t/>
+            </w:r>
+            <w:proofErr w:type="spellStart"/>
+            <w:r>
+              <w:rPr>
+                <w:rFonts w:ascii="Segoe UI" w:hAnsi="Segoe UI" w:cs="Segoe UI"/>
+                <w:bCs/>
+                <w:color w:val="000000" w:themeColor="text1"/>
+              </w:rPr>
+              <w:t/>
+            </w:r>
+            <w:proofErr w:type="spellEnd"/>
+            <w:r>
+              <w:rPr>
+                <w:rFonts w:ascii="Segoe UI" w:hAnsi="Segoe UI" w:cs="Segoe UI"/>
+                <w:bCs/>
+                <w:color w:val="000000" w:themeColor="text1"/>
               </w:rPr>
               <w:t xml:space="preserve"/>
             </w:r>
             <w:proofErr w:type="spellStart"/>
             <w:r>
               <w:rPr>
-                <w:rFonts w:ascii="Cambria" w:hAnsi="Cambria"/>
-                <w:b/>
-                <w:bCs/>
-                <w:color w:val="000000" w:themeColor="text1"/>
-                <w:sz w:val="23"/>
-                <w:szCs w:val="23"/>
+                <w:rFonts w:ascii="Segoe UI" w:hAnsi="Segoe UI" w:cs="Segoe UI"/>
+                <w:bCs/>
+                <w:color w:val="000000" w:themeColor="text1"/>
               </w:rPr>
               <w:t/>
             </w:r>
             <w:proofErr w:type="spellEnd"/>
             <w:r>
               <w:rPr>
-                <w:rFonts w:ascii="Cambria" w:hAnsi="Cambria"/>
-                <w:b/>
-                <w:bCs/>
-                <w:color w:val="000000" w:themeColor="text1"/>
-                <w:sz w:val="23"/>
-                <w:szCs w:val="23"/>
+                <w:rFonts w:ascii="Segoe UI" w:hAnsi="Segoe UI" w:cs="Segoe UI"/>
+                <w:bCs/>
+                <w:color w:val="000000" w:themeColor="text1"/>
               </w:rPr>
               <w:t xml:space="preserve"/>
             </w:r>
@@ -1088,7 +1136,7 @@
             </w:r>
             <w:r>
               <w:rPr>
-                <w:rFonts w:ascii="Cambria" w:hAnsi="Cambria"/>
+                <w:rFonts w:ascii="Segoe UI" w:hAnsi="Segoe UI" w:cs="Segoe UI"/>
                 <w:color w:val="000000" w:themeColor="text1"/>
               </w:rPr>
               <w:t>${nilai_rata2_dari_form_penilaian}</w:t>
@@ -1096,7 +1144,7 @@
             <w:proofErr w:type="spellStart"/>
             <w:r>
               <w:rPr>
-                <w:rFonts w:ascii="Cambria" w:hAnsi="Cambria"/>
+                <w:rFonts w:ascii="Segoe UI" w:hAnsi="Segoe UI" w:cs="Segoe UI"/>
                 <w:color w:val="000000" w:themeColor="text1"/>
               </w:rPr>
               <w:t/>
@@ -1104,7 +1152,7 @@
             <w:proofErr w:type="spellEnd"/>
             <w:r>
               <w:rPr>
-                <w:rFonts w:ascii="Cambria" w:hAnsi="Cambria"/>
+                <w:rFonts w:ascii="Segoe UI" w:hAnsi="Segoe UI" w:cs="Segoe UI"/>
                 <w:color w:val="000000" w:themeColor="text1"/>
               </w:rPr>
               <w:t xml:space="preserve"/>
@@ -1112,7 +1160,7 @@
             <w:proofErr w:type="spellStart"/>
             <w:r>
               <w:rPr>
-                <w:rFonts w:ascii="Cambria" w:hAnsi="Cambria"/>
+                <w:rFonts w:ascii="Segoe UI" w:hAnsi="Segoe UI" w:cs="Segoe UI"/>
                 <w:color w:val="000000" w:themeColor="text1"/>
               </w:rPr>
               <w:t/>
@@ -1120,92 +1168,146 @@
             <w:proofErr w:type="spellEnd"/>
             <w:r>
               <w:rPr>
-                <w:rFonts w:ascii="Cambria" w:hAnsi="Cambria"/>
+                <w:rFonts w:ascii="Segoe UI" w:hAnsi="Segoe UI" w:cs="Segoe UI"/>
                 <w:color w:val="000000" w:themeColor="text1"/>
               </w:rPr>
               <w:t xml:space="preserve"/>
             </w:r>
-            <w:proofErr w:type="gramStart"/>
-            <w:r>
-              <w:rPr>
-                <w:rFonts w:ascii="Cambria" w:hAnsi="Cambria"/>
+            <w:proofErr w:type="spellStart"/>
+            <w:r>
+              <w:rPr>
+                <w:rFonts w:ascii="Segoe UI" w:hAnsi="Segoe UI" w:cs="Segoe UI"/>
                 <w:color w:val="000000" w:themeColor="text1"/>
               </w:rPr>
               <w:t/>
             </w:r>
-            <w:proofErr w:type="gramEnd"/>
-            <w:r>
-              <w:rPr>
-                <w:rFonts w:ascii="Cambria" w:hAnsi="Cambria"/>
-                <w:color w:val="000000" w:themeColor="text1"/>
-              </w:rPr>
-              <w:t xml:space="preserve"/>
+            <w:proofErr w:type="spellEnd"/>
+            <w:r>
+              <w:rPr>
+                <w:rFonts w:ascii="Segoe UI" w:hAnsi="Segoe UI" w:cs="Segoe UI"/>
+                <w:color w:val="000000" w:themeColor="text1"/>
+              </w:rPr>
+              <w:t/>
+            </w:r>
+            <w:r>
+              <w:rPr>
+                <w:rFonts w:ascii="Segoe UI" w:hAnsi="Segoe UI" w:cs="Segoe UI"/>
+                <w:b/>
+                <w:bCs/>
+                <w:color w:val="000000" w:themeColor="text1"/>
+                <w:sz w:val="23"/>
+                <w:szCs w:val="23"/>
+              </w:rPr>
+              <w:t xml:space="preserve">           </w:t>
+            </w:r>
+            <w:r>
+              <w:rPr>
+                <w:rFonts w:ascii="Cambria" w:hAnsi="Cambria"/>
+                <w:b/>
+                <w:bCs/>
+                <w:color w:val="000000" w:themeColor="text1"/>
+                <w:sz w:val="23"/>
+                <w:szCs w:val="23"/>
+              </w:rPr>
+              <w:t>(</w:t>
             </w:r>
             <w:proofErr w:type="spellStart"/>
-            <w:proofErr w:type="gramStart"/>
-            <w:r>
-              <w:rPr>
-                <w:rFonts w:ascii="Cambria" w:hAnsi="Cambria"/>
-                <w:color w:val="000000" w:themeColor="text1"/>
-              </w:rPr>
-              <w:t/>
+            <w:r>
+              <w:rPr>
+                <w:rFonts w:ascii="Cambria" w:hAnsi="Cambria"/>
+                <w:b/>
+                <w:bCs/>
+                <w:color w:val="000000" w:themeColor="text1"/>
+                <w:sz w:val="23"/>
+                <w:szCs w:val="23"/>
+              </w:rPr>
+              <w:t>jumlah</w:t>
             </w:r>
             <w:proofErr w:type="spellEnd"/>
             <w:r>
               <w:rPr>
                 <w:rFonts w:ascii="Cambria" w:hAnsi="Cambria"/>
-                <w:color w:val="000000" w:themeColor="text1"/>
-              </w:rPr>
-              <w:t/>
-            </w:r>
-            <w:r>
-              <w:rPr>
-                <w:rFonts w:ascii="Cambria" w:hAnsi="Cambria"/>
-                <w:b/>
-                <w:bCs/>
-                <w:color w:val="000000" w:themeColor="text1"/>
-                <w:sz w:val="23"/>
-                <w:szCs w:val="23"/>
-              </w:rPr>
-              <w:t xml:space="preserve">   </w:t>
-            </w:r>
-            <w:proofErr w:type="gramEnd"/>
-            <w:r>
-              <w:rPr>
-                <w:rFonts w:ascii="Cambria" w:hAnsi="Cambria"/>
-                <w:b/>
-                <w:bCs/>
-                <w:color w:val="000000" w:themeColor="text1"/>
-                <w:sz w:val="23"/>
-                <w:szCs w:val="23"/>
-              </w:rPr>
-              <w:t xml:space="preserve">     </w:t>
-            </w:r>
-            <w:proofErr w:type="gramStart"/>
-            <w:r>
-              <w:rPr>
-                <w:rFonts w:ascii="Cambria" w:hAnsi="Cambria"/>
-                <w:b/>
-                <w:bCs/>
-                <w:color w:val="000000" w:themeColor="text1"/>
-                <w:sz w:val="23"/>
-                <w:szCs w:val="23"/>
-              </w:rPr>
-              <w:t xml:space="preserve">   </w:t>
-            </w:r>
-            <w:r>
-              <w:rPr>
-                <w:rFonts w:ascii="Cambria" w:hAnsi="Cambria"/>
-                <w:b/>
-                <w:bCs/>
-                <w:color w:val="000000" w:themeColor="text1"/>
-                <w:sz w:val="23"/>
-                <w:szCs w:val="23"/>
-              </w:rPr>
-              <w:t>(</w:t>
+                <w:b/>
+                <w:bCs/>
+                <w:color w:val="000000" w:themeColor="text1"/>
+                <w:sz w:val="23"/>
+                <w:szCs w:val="23"/>
+              </w:rPr>
+              <w:t xml:space="preserve"> </w:t>
             </w:r>
             <w:proofErr w:type="spellStart"/>
-            <w:proofErr w:type="gramEnd"/>
+            <w:r>
+              <w:rPr>
+                <w:rFonts w:ascii="Cambria" w:hAnsi="Cambria"/>
+                <w:b/>
+                <w:bCs/>
+                <w:color w:val="000000" w:themeColor="text1"/>
+                <w:sz w:val="23"/>
+                <w:szCs w:val="23"/>
+              </w:rPr>
+              <w:t>nilai</w:t>
+            </w:r>
+            <w:proofErr w:type="spellEnd"/>
+            <w:r>
+              <w:rPr>
+                <w:rFonts w:ascii="Cambria" w:hAnsi="Cambria"/>
+                <w:b/>
+                <w:bCs/>
+                <w:color w:val="000000" w:themeColor="text1"/>
+                <w:sz w:val="23"/>
+                <w:szCs w:val="23"/>
+              </w:rPr>
+              <w:t xml:space="preserve"> </w:t>
+            </w:r>
+            <w:proofErr w:type="spellStart"/>
+            <w:r>
+              <w:rPr>
+                <w:rFonts w:ascii="Cambria" w:hAnsi="Cambria"/>
+                <w:b/>
+                <w:bCs/>
+                <w:color w:val="000000" w:themeColor="text1"/>
+                <w:sz w:val="23"/>
+                <w:szCs w:val="23"/>
+              </w:rPr>
+              <w:t>dibagi</w:t>
+            </w:r>
+            <w:proofErr w:type="spellEnd"/>
+            <w:r>
+              <w:rPr>
+                <w:rFonts w:ascii="Cambria" w:hAnsi="Cambria"/>
+                <w:b/>
+                <w:bCs/>
+                <w:color w:val="000000" w:themeColor="text1"/>
+                <w:sz w:val="23"/>
+                <w:szCs w:val="23"/>
+              </w:rPr>
+              <w:t xml:space="preserve"> </w:t>
+            </w:r>
+            <w:proofErr w:type="spellStart"/>
+            <w:r>
+              <w:rPr>
+                <w:rFonts w:ascii="Cambria" w:hAnsi="Cambria"/>
+                <w:b/>
+                <w:bCs/>
+                <w:color w:val="000000" w:themeColor="text1"/>
+                <w:sz w:val="23"/>
+                <w:szCs w:val="23"/>
+              </w:rPr>
+              <w:t>dengan</w:t>
+            </w:r>
+            <w:proofErr w:type="spellEnd"/>
+            <w:r>
+              <w:rPr>
+                <w:rFonts w:ascii="Cambria" w:hAnsi="Cambria"/>
+                <w:b/>
+                <w:bCs/>
+                <w:color w:val="000000" w:themeColor="text1"/>
+                <w:sz w:val="23"/>
+                <w:szCs w:val="23"/>
+              </w:rPr>
+              <w:t xml:space="preserve"> </w:t>
+            </w:r>
+            <w:proofErr w:type="spellStart"/>
             <w:r>
               <w:rPr>
                 <w:rFonts w:ascii="Cambria" w:hAnsi="Cambria"/>
@@ -1239,7 +1341,7 @@
                 <w:sz w:val="23"/>
                 <w:szCs w:val="23"/>
               </w:rPr>
-              <w:t>nilai</w:t>
+              <w:t>semua</w:t>
             </w:r>
             <w:proofErr w:type="spellEnd"/>
             <w:r>
@@ -1252,78 +1354,6 @@
                 <w:szCs w:val="23"/>
               </w:rPr>
               <w:t xml:space="preserve"> </w:t>
-            </w:r>
-            <w:proofErr w:type="spellStart"/>
-            <w:r>
-              <w:rPr>
-                <w:rFonts w:ascii="Cambria" w:hAnsi="Cambria"/>
-                <w:b/>
-                <w:bCs/>
-                <w:color w:val="000000" w:themeColor="text1"/>
-                <w:sz w:val="23"/>
-                <w:szCs w:val="23"/>
-              </w:rPr>
-              <w:t>dibagi</w:t>
-            </w:r>
-            <w:proofErr w:type="spellEnd"/>
-            <w:r>
-              <w:rPr>
-                <w:rFonts w:ascii="Cambria" w:hAnsi="Cambria"/>
-                <w:b/>
-                <w:bCs/>
-                <w:color w:val="000000" w:themeColor="text1"/>
-                <w:sz w:val="23"/>
-                <w:szCs w:val="23"/>
-              </w:rPr>
-              <w:t xml:space="preserve"> </w:t>
-            </w:r>
-            <w:proofErr w:type="spellStart"/>
-            <w:r>
-              <w:rPr>
-                <w:rFonts w:ascii="Cambria" w:hAnsi="Cambria"/>
-                <w:b/>
-                <w:bCs/>
-                <w:color w:val="000000" w:themeColor="text1"/>
-                <w:sz w:val="23"/>
-                <w:szCs w:val="23"/>
-              </w:rPr>
-              <w:t>dengan</w:t>
-            </w:r>
-            <w:proofErr w:type="spellEnd"/>
-            <w:r>
-              <w:rPr>
-                <w:rFonts w:ascii="Cambria" w:hAnsi="Cambria"/>
-                <w:b/>
-                <w:bCs/>
-                <w:color w:val="000000" w:themeColor="text1"/>
-                <w:sz w:val="23"/>
-                <w:szCs w:val="23"/>
-              </w:rPr>
-              <w:t xml:space="preserve"> </w:t>
-            </w:r>
-            <w:proofErr w:type="spellStart"/>
-            <w:r>
-              <w:rPr>
-                <w:rFonts w:ascii="Cambria" w:hAnsi="Cambria"/>
-                <w:b/>
-                <w:bCs/>
-                <w:color w:val="000000" w:themeColor="text1"/>
-                <w:sz w:val="23"/>
-                <w:szCs w:val="23"/>
-              </w:rPr>
-              <w:t>jumlah</w:t>
-            </w:r>
-            <w:proofErr w:type="spellEnd"/>
-            <w:r>
-              <w:rPr>
-                <w:rFonts w:ascii="Cambria" w:hAnsi="Cambria"/>
-                <w:b/>
-                <w:bCs/>
-                <w:color w:val="000000" w:themeColor="text1"/>
-                <w:sz w:val="23"/>
-                <w:szCs w:val="23"/>
-              </w:rPr>
-              <w:t xml:space="preserve"> semua </w:t>
             </w:r>
             <w:proofErr w:type="spellStart"/>
             <w:r>
@@ -2339,13 +2369,41 @@
                 <w:color w:val="000000" w:themeColor="text1"/>
               </w:rPr>
             </w:pPr>
-            <w:r>
-              <w:rPr>
-                <w:rFonts w:ascii="Cambria" w:hAnsi="Cambria"/>
-                <w:b/>
-                <w:color w:val="000000" w:themeColor="text1"/>
-              </w:rPr>
-              <w:t>Nilai Akhir (</w:t>
+            <w:proofErr w:type="spellStart"/>
+            <w:r>
+              <w:rPr>
+                <w:rFonts w:ascii="Cambria" w:hAnsi="Cambria"/>
+                <w:b/>
+                <w:color w:val="000000" w:themeColor="text1"/>
+              </w:rPr>
+              <w:t>Nilai</w:t>
+            </w:r>
+            <w:proofErr w:type="spellEnd"/>
+            <w:r>
+              <w:rPr>
+                <w:rFonts w:ascii="Cambria" w:hAnsi="Cambria"/>
+                <w:b/>
+                <w:color w:val="000000" w:themeColor="text1"/>
+              </w:rPr>
+              <w:t xml:space="preserve"> </w:t>
+            </w:r>
+            <w:proofErr w:type="spellStart"/>
+            <w:r>
+              <w:rPr>
+                <w:rFonts w:ascii="Cambria" w:hAnsi="Cambria"/>
+                <w:b/>
+                <w:color w:val="000000" w:themeColor="text1"/>
+              </w:rPr>
+              <w:t>Akhir</w:t>
+            </w:r>
+            <w:proofErr w:type="spellEnd"/>
+            <w:r>
+              <w:rPr>
+                <w:rFonts w:ascii="Cambria" w:hAnsi="Cambria"/>
+                <w:b/>
+                <w:color w:val="000000" w:themeColor="text1"/>
+              </w:rPr>
+              <w:t xml:space="preserve"> (</w:t>
             </w:r>
             <w:proofErr w:type="spellStart"/>
             <w:r>
@@ -2848,6 +2906,8 @@
           <w:lang w:val="fi-FI"/>
         </w:rPr>
       </w:pPr>
+      <w:bookmarkStart w:id="0" w:name="_GoBack"/>
+      <w:bookmarkEnd w:id="0"/>
     </w:p>
     <w:p>
       <w:pPr>
@@ -2987,7 +3047,6 @@
         <w:rPr>
           <w:rFonts w:ascii="Cambria" w:hAnsi="Cambria"/>
           <w:color w:val="000000" w:themeColor="text1"/>
-          <w:szCs w:val="24"/>
           <w:lang w:val="fi-FI"/>
         </w:rPr>
         <w:t>${nip_ketua_sidang}</w:t>
@@ -2996,7 +3055,6 @@
         <w:rPr>
           <w:rFonts w:ascii="Cambria" w:hAnsi="Cambria"/>
           <w:color w:val="000000" w:themeColor="text1"/>
-          <w:szCs w:val="24"/>
           <w:lang w:val="fi-FI"/>
         </w:rPr>
         <w:t xml:space="preserve"/>
@@ -3004,11 +3062,8 @@
       <w:r>
         <w:rPr>
           <w:rFonts w:ascii="Cambria" w:hAnsi="Cambria"/>
-          <w:b/>
           <w:bCs/>
           <w:color w:val="000000" w:themeColor="text1"/>
-          <w:sz w:val="20"/>
-          <w:szCs w:val="24"/>
           <w:lang w:val="fi-FI"/>
         </w:rPr>
         <w:t/>
@@ -3017,7 +3072,6 @@
         <w:rPr>
           <w:rFonts w:ascii="Cambria" w:hAnsi="Cambria"/>
           <w:color w:val="000000" w:themeColor="text1"/>
-          <w:szCs w:val="24"/>
           <w:lang w:val="fi-FI"/>
         </w:rPr>
         <w:t/>
@@ -3035,7 +3089,7 @@
 </file>
 
 <file path=word/endnotes.xml><?xml version="1.0" encoding="utf-8"?>
-<w:endnotes xmlns:wpc="http://schemas.microsoft.com/office/word/2010/wordprocessingCanvas" xmlns:cx="http://schemas.microsoft.com/office/drawing/2014/chartex" xmlns:cx1="http://schemas.microsoft.com/office/drawing/2015/9/8/chartex" xmlns:cx2="http://schemas.microsoft.com/office/drawing/2015/10/21/chartex" xmlns:cx3="http://schemas.microsoft.com/office/drawing/2016/5/9/chartex" xmlns:cx4="http://schemas.microsoft.com/office/drawing/2016/5/10/chartex" xmlns:cx5="http://schemas.microsoft.com/office/drawing/2016/5/11/chartex" xmlns:cx6="http://schemas.microsoft.com/office/drawing/2016/5/12/chartex" xmlns:cx7="http://schemas.microsoft.com/office/drawing/2016/5/13/chartex" xmlns:cx8="http://schemas.microsoft.com/office/drawing/2016/5/14/chartex" xmlns:mc="http://schemas.openxmlformats.org/markup-compatibility/2006" xmlns:aink="http://schemas.microsoft.com/office/drawing/2016/ink" xmlns:am3d="http://schemas.microsoft.com/office/drawing/2017/model3d" xmlns:o="urn:schemas-microsoft-com:office:office" xmlns:oel="http://schemas.microsoft.com/office/2019/extlst" xmlns:r="http://schemas.openxmlformats.org/officeDocument/2006/relationships" xmlns:m="http://schemas.openxmlformats.org/officeDocument/2006/math" xmlns:v="urn:schemas-microsoft-com:vml" xmlns:wp14="http://schemas.microsoft.com/office/word/2010/wordprocessingDrawing" xmlns:wp="http://schemas.openxmlformats.org/drawingml/2006/wordprocessingDrawing" xmlns:w10="urn:schemas-microsoft-com:office:word" xmlns:w="http://schemas.openxmlformats.org/wordprocessingml/2006/main" xmlns:w14="http://schemas.microsoft.com/office/word/2010/wordml" xmlns:w15="http://schemas.microsoft.com/office/word/2012/wordml" xmlns:w16cex="http://schemas.microsoft.com/office/word/2018/wordml/cex" xmlns:w16cid="http://schemas.microsoft.com/office/word/2016/wordml/cid" xmlns:w16="http://schemas.microsoft.com/office/word/2018/wordml" xmlns:w16du="http://schemas.microsoft.com/office/word/2023/wordml/word16du" xmlns:w16sdtdh="http://schemas.microsoft.com/office/word/2020/wordml/sdtdatahash" xmlns:w16sdtfl="http://schemas.microsoft.com/office/word/2024/wordml/sdtformatlock" xmlns:w16se="http://schemas.microsoft.com/office/word/2015/wordml/symex" xmlns:wpg="http://schemas.microsoft.com/office/word/2010/wordprocessingGroup" xmlns:wpi="http://schemas.microsoft.com/office/word/2010/wordprocessingInk" xmlns:wne="http://schemas.microsoft.com/office/word/2006/wordml" xmlns:wps="http://schemas.microsoft.com/office/word/2010/wordprocessingShape" mc:Ignorable="w14 w15 w16se w16cid w16 w16cex w16sdtdh w16sdtfl w16du wp14">
+<w:endnotes xmlns:wpc="http://schemas.microsoft.com/office/word/2010/wordprocessingCanvas" xmlns:cx="http://schemas.microsoft.com/office/drawing/2014/chartex" xmlns:mc="http://schemas.openxmlformats.org/markup-compatibility/2006" xmlns:o="urn:schemas-microsoft-com:office:office" xmlns:r="http://schemas.openxmlformats.org/officeDocument/2006/relationships" xmlns:m="http://schemas.openxmlformats.org/officeDocument/2006/math" xmlns:v="urn:schemas-microsoft-com:vml" xmlns:wp14="http://schemas.microsoft.com/office/word/2010/wordprocessingDrawing" xmlns:wp="http://schemas.openxmlformats.org/drawingml/2006/wordprocessingDrawing" xmlns:w10="urn:schemas-microsoft-com:office:word" xmlns:w="http://schemas.openxmlformats.org/wordprocessingml/2006/main" xmlns:w14="http://schemas.microsoft.com/office/word/2010/wordml" xmlns:w15="http://schemas.microsoft.com/office/word/2012/wordml" xmlns:w16se="http://schemas.microsoft.com/office/word/2015/wordml/symex" xmlns:wpg="http://schemas.microsoft.com/office/word/2010/wordprocessingGroup" xmlns:wpi="http://schemas.microsoft.com/office/word/2010/wordprocessingInk" xmlns:wne="http://schemas.microsoft.com/office/word/2006/wordml" xmlns:wps="http://schemas.microsoft.com/office/word/2010/wordprocessingShape" mc:Ignorable="w14 w15 w16se wp14">
   <w:endnote w:type="separator" w:id="-1">
     <w:p>
       <w:pPr>
@@ -3060,7 +3114,7 @@
 </file>
 
 <file path=word/footnotes.xml><?xml version="1.0" encoding="utf-8"?>
-<w:footnotes xmlns:wpc="http://schemas.microsoft.com/office/word/2010/wordprocessingCanvas" xmlns:cx="http://schemas.microsoft.com/office/drawing/2014/chartex" xmlns:cx1="http://schemas.microsoft.com/office/drawing/2015/9/8/chartex" xmlns:cx2="http://schemas.microsoft.com/office/drawing/2015/10/21/chartex" xmlns:cx3="http://schemas.microsoft.com/office/drawing/2016/5/9/chartex" xmlns:cx4="http://schemas.microsoft.com/office/drawing/2016/5/10/chartex" xmlns:cx5="http://schemas.microsoft.com/office/drawing/2016/5/11/chartex" xmlns:cx6="http://schemas.microsoft.com/office/drawing/2016/5/12/chartex" xmlns:cx7="http://schemas.microsoft.com/office/drawing/2016/5/13/chartex" xmlns:cx8="http://schemas.microsoft.com/office/drawing/2016/5/14/chartex" xmlns:mc="http://schemas.openxmlformats.org/markup-compatibility/2006" xmlns:aink="http://schemas.microsoft.com/office/drawing/2016/ink" xmlns:am3d="http://schemas.microsoft.com/office/drawing/2017/model3d" xmlns:o="urn:schemas-microsoft-com:office:office" xmlns:oel="http://schemas.microsoft.com/office/2019/extlst" xmlns:r="http://schemas.openxmlformats.org/officeDocument/2006/relationships" xmlns:m="http://schemas.openxmlformats.org/officeDocument/2006/math" xmlns:v="urn:schemas-microsoft-com:vml" xmlns:wp14="http://schemas.microsoft.com/office/word/2010/wordprocessingDrawing" xmlns:wp="http://schemas.openxmlformats.org/drawingml/2006/wordprocessingDrawing" xmlns:w10="urn:schemas-microsoft-com:office:word" xmlns:w="http://schemas.openxmlformats.org/wordprocessingml/2006/main" xmlns:w14="http://schemas.microsoft.com/office/word/2010/wordml" xmlns:w15="http://schemas.microsoft.com/office/word/2012/wordml" xmlns:w16cex="http://schemas.microsoft.com/office/word/2018/wordml/cex" xmlns:w16cid="http://schemas.microsoft.com/office/word/2016/wordml/cid" xmlns:w16="http://schemas.microsoft.com/office/word/2018/wordml" xmlns:w16du="http://schemas.microsoft.com/office/word/2023/wordml/word16du" xmlns:w16sdtdh="http://schemas.microsoft.com/office/word/2020/wordml/sdtdatahash" xmlns:w16sdtfl="http://schemas.microsoft.com/office/word/2024/wordml/sdtformatlock" xmlns:w16se="http://schemas.microsoft.com/office/word/2015/wordml/symex" xmlns:wpg="http://schemas.microsoft.com/office/word/2010/wordprocessingGroup" xmlns:wpi="http://schemas.microsoft.com/office/word/2010/wordprocessingInk" xmlns:wne="http://schemas.microsoft.com/office/word/2006/wordml" xmlns:wps="http://schemas.microsoft.com/office/word/2010/wordprocessingShape" mc:Ignorable="w14 w15 w16se w16cid w16 w16cex w16sdtdh w16sdtfl w16du wp14">
+<w:footnotes xmlns:wpc="http://schemas.microsoft.com/office/word/2010/wordprocessingCanvas" xmlns:cx="http://schemas.microsoft.com/office/drawing/2014/chartex" xmlns:mc="http://schemas.openxmlformats.org/markup-compatibility/2006" xmlns:o="urn:schemas-microsoft-com:office:office" xmlns:r="http://schemas.openxmlformats.org/officeDocument/2006/relationships" xmlns:m="http://schemas.openxmlformats.org/officeDocument/2006/math" xmlns:v="urn:schemas-microsoft-com:vml" xmlns:wp14="http://schemas.microsoft.com/office/word/2010/wordprocessingDrawing" xmlns:wp="http://schemas.openxmlformats.org/drawingml/2006/wordprocessingDrawing" xmlns:w10="urn:schemas-microsoft-com:office:word" xmlns:w="http://schemas.openxmlformats.org/wordprocessingml/2006/main" xmlns:w14="http://schemas.microsoft.com/office/word/2010/wordml" xmlns:w15="http://schemas.microsoft.com/office/word/2012/wordml" xmlns:w16se="http://schemas.microsoft.com/office/word/2015/wordml/symex" xmlns:wpg="http://schemas.microsoft.com/office/word/2010/wordprocessingGroup" xmlns:wpi="http://schemas.microsoft.com/office/word/2010/wordprocessingInk" xmlns:wne="http://schemas.microsoft.com/office/word/2006/wordml" xmlns:wps="http://schemas.microsoft.com/office/word/2010/wordprocessingShape" mc:Ignorable="w14 w15 w16se wp14">
   <w:footnote w:type="separator" w:id="-1">
     <w:p>
       <w:pPr>
@@ -3085,7 +3139,7 @@
 </file>
 
 <file path=word/header1.xml><?xml version="1.0" encoding="utf-8"?>
-<w:hdr xmlns:wpc="http://schemas.microsoft.com/office/word/2010/wordprocessingCanvas" xmlns:cx="http://schemas.microsoft.com/office/drawing/2014/chartex" xmlns:cx1="http://schemas.microsoft.com/office/drawing/2015/9/8/chartex" xmlns:cx2="http://schemas.microsoft.com/office/drawing/2015/10/21/chartex" xmlns:cx3="http://schemas.microsoft.com/office/drawing/2016/5/9/chartex" xmlns:cx4="http://schemas.microsoft.com/office/drawing/2016/5/10/chartex" xmlns:cx5="http://schemas.microsoft.com/office/drawing/2016/5/11/chartex" xmlns:cx6="http://schemas.microsoft.com/office/drawing/2016/5/12/chartex" xmlns:cx7="http://schemas.microsoft.com/office/drawing/2016/5/13/chartex" xmlns:cx8="http://schemas.microsoft.com/office/drawing/2016/5/14/chartex" xmlns:mc="http://schemas.openxmlformats.org/markup-compatibility/2006" xmlns:aink="http://schemas.microsoft.com/office/drawing/2016/ink" xmlns:am3d="http://schemas.microsoft.com/office/drawing/2017/model3d" xmlns:o="urn:schemas-microsoft-com:office:office" xmlns:oel="http://schemas.microsoft.com/office/2019/extlst" xmlns:r="http://schemas.openxmlformats.org/officeDocument/2006/relationships" xmlns:m="http://schemas.openxmlformats.org/officeDocument/2006/math" xmlns:v="urn:schemas-microsoft-com:vml" xmlns:wp14="http://schemas.microsoft.com/office/word/2010/wordprocessingDrawing" xmlns:wp="http://schemas.openxmlformats.org/drawingml/2006/wordprocessingDrawing" xmlns:w10="urn:schemas-microsoft-com:office:word" xmlns:w="http://schemas.openxmlformats.org/wordprocessingml/2006/main" xmlns:w14="http://schemas.microsoft.com/office/word/2010/wordml" xmlns:w15="http://schemas.microsoft.com/office/word/2012/wordml" xmlns:w16cex="http://schemas.microsoft.com/office/word/2018/wordml/cex" xmlns:w16cid="http://schemas.microsoft.com/office/word/2016/wordml/cid" xmlns:w16="http://schemas.microsoft.com/office/word/2018/wordml" xmlns:w16du="http://schemas.microsoft.com/office/word/2023/wordml/word16du" xmlns:w16sdtdh="http://schemas.microsoft.com/office/word/2020/wordml/sdtdatahash" xmlns:w16sdtfl="http://schemas.microsoft.com/office/word/2024/wordml/sdtformatlock" xmlns:w16se="http://schemas.microsoft.com/office/word/2015/wordml/symex" xmlns:wpg="http://schemas.microsoft.com/office/word/2010/wordprocessingGroup" xmlns:wpi="http://schemas.microsoft.com/office/word/2010/wordprocessingInk" xmlns:wne="http://schemas.microsoft.com/office/word/2006/wordml" xmlns:wps="http://schemas.microsoft.com/office/word/2010/wordprocessingShape" mc:Ignorable="w14 w15 w16se w16cid w16 w16cex w16sdtdh w16sdtfl w16du wp14">
+<w:hdr xmlns:wpc="http://schemas.microsoft.com/office/word/2010/wordprocessingCanvas" xmlns:cx="http://schemas.microsoft.com/office/drawing/2014/chartex" xmlns:mc="http://schemas.openxmlformats.org/markup-compatibility/2006" xmlns:o="urn:schemas-microsoft-com:office:office" xmlns:r="http://schemas.openxmlformats.org/officeDocument/2006/relationships" xmlns:m="http://schemas.openxmlformats.org/officeDocument/2006/math" xmlns:v="urn:schemas-microsoft-com:vml" xmlns:wp14="http://schemas.microsoft.com/office/word/2010/wordprocessingDrawing" xmlns:wp="http://schemas.openxmlformats.org/drawingml/2006/wordprocessingDrawing" xmlns:w10="urn:schemas-microsoft-com:office:word" xmlns:w="http://schemas.openxmlformats.org/wordprocessingml/2006/main" xmlns:w14="http://schemas.microsoft.com/office/word/2010/wordml" xmlns:w15="http://schemas.microsoft.com/office/word/2012/wordml" xmlns:w16se="http://schemas.microsoft.com/office/word/2015/wordml/symex" xmlns:wpg="http://schemas.microsoft.com/office/word/2010/wordprocessingGroup" xmlns:wpi="http://schemas.microsoft.com/office/word/2010/wordprocessingInk" xmlns:wne="http://schemas.microsoft.com/office/word/2006/wordml" xmlns:wps="http://schemas.microsoft.com/office/word/2010/wordprocessingShape" mc:Ignorable="w14 w15 w16se wp14">
   <w:tbl>
     <w:tblPr>
       <w:tblpPr w:leftFromText="180" w:rightFromText="180" w:vertAnchor="page" w:horzAnchor="margin" w:tblpX="-459" w:tblpY="750"/>
@@ -3381,7 +3435,7 @@
 </file>
 
 <file path=word/styles.xml><?xml version="1.0" encoding="utf-8"?>
-<w:styles xmlns:mc="http://schemas.openxmlformats.org/markup-compatibility/2006" xmlns:r="http://schemas.openxmlformats.org/officeDocument/2006/relationships" xmlns:w="http://schemas.openxmlformats.org/wordprocessingml/2006/main" xmlns:w14="http://schemas.microsoft.com/office/word/2010/wordml" xmlns:w15="http://schemas.microsoft.com/office/word/2012/wordml" xmlns:w16cex="http://schemas.microsoft.com/office/word/2018/wordml/cex" xmlns:w16cid="http://schemas.microsoft.com/office/word/2016/wordml/cid" xmlns:w16="http://schemas.microsoft.com/office/word/2018/wordml" xmlns:w16du="http://schemas.microsoft.com/office/word/2023/wordml/word16du" xmlns:w16sdtdh="http://schemas.microsoft.com/office/word/2020/wordml/sdtdatahash" xmlns:w16sdtfl="http://schemas.microsoft.com/office/word/2024/wordml/sdtformatlock" xmlns:w16se="http://schemas.microsoft.com/office/word/2015/wordml/symex" mc:Ignorable="w14 w15 w16se w16cid w16 w16cex w16sdtdh w16sdtfl w16du">
+<w:styles xmlns:mc="http://schemas.openxmlformats.org/markup-compatibility/2006" xmlns:r="http://schemas.openxmlformats.org/officeDocument/2006/relationships" xmlns:w="http://schemas.openxmlformats.org/wordprocessingml/2006/main" xmlns:w14="http://schemas.microsoft.com/office/word/2010/wordml" xmlns:w15="http://schemas.microsoft.com/office/word/2012/wordml" xmlns:w16se="http://schemas.microsoft.com/office/word/2015/wordml/symex" mc:Ignorable="w14 w15 w16se">
   <w:docDefaults>
     <w:rPrDefault>
       <w:rPr>
@@ -3397,7 +3451,7 @@
       </w:pPr>
     </w:pPrDefault>
   </w:docDefaults>
-  <w:latentStyles w:defLockedState="0" w:defUIPriority="99" w:defSemiHidden="0" w:defUnhideWhenUsed="0" w:defQFormat="0" w:count="376">
+  <w:latentStyles w:defLockedState="0" w:defUIPriority="99" w:defSemiHidden="0" w:defUnhideWhenUsed="0" w:defQFormat="0" w:count="371">
     <w:lsdException w:name="Normal" w:uiPriority="0" w:qFormat="1"/>
     <w:lsdException w:name="heading 1" w:uiPriority="9" w:qFormat="1"/>
     <w:lsdException w:name="heading 2" w:semiHidden="1" w:uiPriority="9" w:unhideWhenUsed="1" w:qFormat="1"/>
@@ -3769,11 +3823,6 @@
     <w:lsdException w:name="List Table 5 Dark Accent 6" w:uiPriority="50"/>
     <w:lsdException w:name="List Table 6 Colorful Accent 6" w:uiPriority="51"/>
     <w:lsdException w:name="List Table 7 Colorful Accent 6" w:uiPriority="52"/>
-    <w:lsdException w:name="Mention" w:semiHidden="1" w:unhideWhenUsed="1"/>
-    <w:lsdException w:name="Smart Hyperlink" w:semiHidden="1" w:unhideWhenUsed="1"/>
-    <w:lsdException w:name="Hashtag" w:semiHidden="1" w:unhideWhenUsed="1"/>
-    <w:lsdException w:name="Unresolved Mention" w:semiHidden="1" w:unhideWhenUsed="1"/>
-    <w:lsdException w:name="Smart Link" w:semiHidden="1" w:unhideWhenUsed="1"/>
   </w:latentStyles>
   <w:style w:type="paragraph" w:default="1" w:styleId="Normal">
     <w:name w:val="Normal"/>
